--- a/BaocaoDemo.docx
+++ b/BaocaoDemo.docx
@@ -124,9 +124,6 @@
         <w:tblInd w:w="180" w:type="dxa"/>
         <w:tblCellMar>
           <w:top w:w="25" w:type="dxa"/>
-          <w:left w:w="0" w:type="dxa"/>
-          <w:bottom w:w="0" w:type="dxa"/>
-          <w:right w:w="0" w:type="dxa"/>
         </w:tblCellMar>
         <w:tblLook w:val="04A0" w:firstRow="1" w:lastRow="0" w:firstColumn="1" w:lastColumn="0" w:noHBand="0" w:noVBand="1"/>
       </w:tblPr>
@@ -588,9 +585,6 @@
         <w:tblInd w:w="180" w:type="dxa"/>
         <w:tblCellMar>
           <w:top w:w="25" w:type="dxa"/>
-          <w:left w:w="0" w:type="dxa"/>
-          <w:bottom w:w="0" w:type="dxa"/>
-          <w:right w:w="0" w:type="dxa"/>
         </w:tblCellMar>
         <w:tblLook w:val="04A0" w:firstRow="1" w:lastRow="0" w:firstColumn="1" w:lastColumn="0" w:noHBand="0" w:noVBand="1"/>
       </w:tblPr>
@@ -1131,9 +1125,6 @@
         <w:tblInd w:w="180" w:type="dxa"/>
         <w:tblCellMar>
           <w:top w:w="25" w:type="dxa"/>
-          <w:left w:w="0" w:type="dxa"/>
-          <w:bottom w:w="0" w:type="dxa"/>
-          <w:right w:w="0" w:type="dxa"/>
         </w:tblCellMar>
         <w:tblLook w:val="04A0" w:firstRow="1" w:lastRow="0" w:firstColumn="1" w:lastColumn="0" w:noHBand="0" w:noVBand="1"/>
       </w:tblPr>
@@ -2915,9 +2906,6 @@
         <w:tblInd w:w="180" w:type="dxa"/>
         <w:tblCellMar>
           <w:top w:w="22" w:type="dxa"/>
-          <w:left w:w="0" w:type="dxa"/>
-          <w:bottom w:w="0" w:type="dxa"/>
-          <w:right w:w="0" w:type="dxa"/>
         </w:tblCellMar>
         <w:tblLook w:val="04A0" w:firstRow="1" w:lastRow="0" w:firstColumn="1" w:lastColumn="0" w:noHBand="0" w:noVBand="1"/>
       </w:tblPr>
@@ -4810,7 +4798,6 @@
         <w:tblCellMar>
           <w:top w:w="176" w:type="dxa"/>
           <w:left w:w="110" w:type="dxa"/>
-          <w:bottom w:w="0" w:type="dxa"/>
           <w:right w:w="103" w:type="dxa"/>
         </w:tblCellMar>
         <w:tblLook w:val="04A0" w:firstRow="1" w:lastRow="0" w:firstColumn="1" w:lastColumn="0" w:noHBand="0" w:noVBand="1"/>
@@ -5486,9 +5473,6 @@
         <w:tblInd w:w="180" w:type="dxa"/>
         <w:tblCellMar>
           <w:top w:w="25" w:type="dxa"/>
-          <w:left w:w="0" w:type="dxa"/>
-          <w:bottom w:w="0" w:type="dxa"/>
-          <w:right w:w="0" w:type="dxa"/>
         </w:tblCellMar>
         <w:tblLook w:val="04A0" w:firstRow="1" w:lastRow="0" w:firstColumn="1" w:lastColumn="0" w:noHBand="0" w:noVBand="1"/>
       </w:tblPr>
@@ -5982,6 +5966,50 @@
       </w:r>
       <w:r>
         <w:t xml:space="preserve">using (var cmd = new SqlCommand("UPDATE dbo.Products SET Stock = Stock - 1 OUTPUT INSERTED.Stock WHERE ProductId=@p", conn)) </w:t>
+      </w:r>
+    </w:p>
+    <w:p>
+      <w:pPr>
+        <w:spacing w:after="174"/>
+        <w:ind w:left="175" w:right="485"/>
+      </w:pPr>
+      <w:r>
+        <w:lastRenderedPageBreak/>
+        <w:drawing>
+          <wp:inline distT="0" distB="0" distL="0" distR="0" wp14:anchorId="46E5A841" wp14:editId="2F2E28CE">
+            <wp:extent cx="5925820" cy="4751070"/>
+            <wp:effectExtent l="0" t="0" r="0" b="0"/>
+            <wp:docPr id="2004897355" name="Picture 1"/>
+            <wp:cNvGraphicFramePr>
+              <a:graphicFrameLocks xmlns:a="http://schemas.openxmlformats.org/drawingml/2006/main" noChangeAspect="1"/>
+            </wp:cNvGraphicFramePr>
+            <a:graphic xmlns:a="http://schemas.openxmlformats.org/drawingml/2006/main">
+              <a:graphicData uri="http://schemas.openxmlformats.org/drawingml/2006/picture">
+                <pic:pic xmlns:pic="http://schemas.openxmlformats.org/drawingml/2006/picture">
+                  <pic:nvPicPr>
+                    <pic:cNvPr id="2004897355" name=""/>
+                    <pic:cNvPicPr/>
+                  </pic:nvPicPr>
+                  <pic:blipFill>
+                    <a:blip r:embed="rId5"/>
+                    <a:stretch>
+                      <a:fillRect/>
+                    </a:stretch>
+                  </pic:blipFill>
+                  <pic:spPr>
+                    <a:xfrm>
+                      <a:off x="0" y="0"/>
+                      <a:ext cx="5925820" cy="4751070"/>
+                    </a:xfrm>
+                    <a:prstGeom prst="rect">
+                      <a:avLst/>
+                    </a:prstGeom>
+                  </pic:spPr>
+                </pic:pic>
+              </a:graphicData>
+            </a:graphic>
+          </wp:inline>
+        </w:drawing>
       </w:r>
     </w:p>
     <w:p>
@@ -6596,7 +6624,45 @@
         <w:ind w:left="0" w:right="0" w:firstLine="0"/>
       </w:pPr>
       <w:r>
+        <w:lastRenderedPageBreak/>
         <w:t xml:space="preserve"> </w:t>
+      </w:r>
+      <w:r>
+        <w:drawing>
+          <wp:inline distT="0" distB="0" distL="0" distR="0" wp14:anchorId="7C6C5322" wp14:editId="0FBDC8F8">
+            <wp:extent cx="5925820" cy="4762500"/>
+            <wp:effectExtent l="0" t="0" r="0" b="0"/>
+            <wp:docPr id="1874476216" name="Picture 1"/>
+            <wp:cNvGraphicFramePr>
+              <a:graphicFrameLocks xmlns:a="http://schemas.openxmlformats.org/drawingml/2006/main" noChangeAspect="1"/>
+            </wp:cNvGraphicFramePr>
+            <a:graphic xmlns:a="http://schemas.openxmlformats.org/drawingml/2006/main">
+              <a:graphicData uri="http://schemas.openxmlformats.org/drawingml/2006/picture">
+                <pic:pic xmlns:pic="http://schemas.openxmlformats.org/drawingml/2006/picture">
+                  <pic:nvPicPr>
+                    <pic:cNvPr id="1874476216" name=""/>
+                    <pic:cNvPicPr/>
+                  </pic:nvPicPr>
+                  <pic:blipFill>
+                    <a:blip r:embed="rId6"/>
+                    <a:stretch>
+                      <a:fillRect/>
+                    </a:stretch>
+                  </pic:blipFill>
+                  <pic:spPr>
+                    <a:xfrm>
+                      <a:off x="0" y="0"/>
+                      <a:ext cx="5925820" cy="4762500"/>
+                    </a:xfrm>
+                    <a:prstGeom prst="rect">
+                      <a:avLst/>
+                    </a:prstGeom>
+                  </pic:spPr>
+                </pic:pic>
+              </a:graphicData>
+            </a:graphic>
+          </wp:inline>
+        </w:drawing>
       </w:r>
     </w:p>
     <w:p>
@@ -6627,9 +6693,6 @@
         <w:tblInd w:w="180" w:type="dxa"/>
         <w:tblCellMar>
           <w:top w:w="25" w:type="dxa"/>
-          <w:left w:w="0" w:type="dxa"/>
-          <w:bottom w:w="0" w:type="dxa"/>
-          <w:right w:w="0" w:type="dxa"/>
         </w:tblCellMar>
         <w:tblLook w:val="04A0" w:firstRow="1" w:lastRow="0" w:firstColumn="1" w:lastColumn="0" w:noHBand="0" w:noVBand="1"/>
       </w:tblPr>
@@ -6789,7 +6852,6 @@
               <w:jc w:val="both"/>
             </w:pPr>
             <w:r>
-              <w:lastRenderedPageBreak/>
               <w:t>HOLDLOCK) WHERE ProductId=@p", conn, tx))</w:t>
             </w:r>
           </w:p>
@@ -6841,9 +6903,6 @@
         <w:tblInd w:w="180" w:type="dxa"/>
         <w:tblCellMar>
           <w:top w:w="25" w:type="dxa"/>
-          <w:left w:w="0" w:type="dxa"/>
-          <w:bottom w:w="0" w:type="dxa"/>
-          <w:right w:w="0" w:type="dxa"/>
         </w:tblCellMar>
         <w:tblLook w:val="04A0" w:firstRow="1" w:lastRow="0" w:firstColumn="1" w:lastColumn="0" w:noHBand="0" w:noVBand="1"/>
       </w:tblPr>
@@ -7218,6 +7277,50 @@
       </w:r>
       <w:r>
         <w:t xml:space="preserve">    "UPDATE dbo.Products SET Stock = Stock - 1 WHERE ProductId=@p", conn, tx)) </w:t>
+      </w:r>
+    </w:p>
+    <w:p>
+      <w:pPr>
+        <w:spacing w:after="174"/>
+        <w:ind w:left="175" w:right="168"/>
+      </w:pPr>
+      <w:r>
+        <w:lastRenderedPageBreak/>
+        <w:drawing>
+          <wp:inline distT="0" distB="0" distL="0" distR="0" wp14:anchorId="16D66A1D" wp14:editId="1C20950D">
+            <wp:extent cx="5925820" cy="4570730"/>
+            <wp:effectExtent l="0" t="0" r="0" b="1270"/>
+            <wp:docPr id="707436182" name="Picture 1"/>
+            <wp:cNvGraphicFramePr>
+              <a:graphicFrameLocks xmlns:a="http://schemas.openxmlformats.org/drawingml/2006/main" noChangeAspect="1"/>
+            </wp:cNvGraphicFramePr>
+            <a:graphic xmlns:a="http://schemas.openxmlformats.org/drawingml/2006/main">
+              <a:graphicData uri="http://schemas.openxmlformats.org/drawingml/2006/picture">
+                <pic:pic xmlns:pic="http://schemas.openxmlformats.org/drawingml/2006/picture">
+                  <pic:nvPicPr>
+                    <pic:cNvPr id="707436182" name=""/>
+                    <pic:cNvPicPr/>
+                  </pic:nvPicPr>
+                  <pic:blipFill>
+                    <a:blip r:embed="rId7"/>
+                    <a:stretch>
+                      <a:fillRect/>
+                    </a:stretch>
+                  </pic:blipFill>
+                  <pic:spPr>
+                    <a:xfrm>
+                      <a:off x="0" y="0"/>
+                      <a:ext cx="5925820" cy="4570730"/>
+                    </a:xfrm>
+                    <a:prstGeom prst="rect">
+                      <a:avLst/>
+                    </a:prstGeom>
+                  </pic:spPr>
+                </pic:pic>
+              </a:graphicData>
+            </a:graphic>
+          </wp:inline>
+        </w:drawing>
       </w:r>
     </w:p>
     <w:p>
@@ -8168,6 +8271,50 @@
     </w:p>
     <w:p>
       <w:pPr>
+        <w:spacing w:after="159"/>
+        <w:ind w:left="175" w:right="168"/>
+      </w:pPr>
+      <w:r>
+        <w:lastRenderedPageBreak/>
+        <w:drawing>
+          <wp:inline distT="0" distB="0" distL="0" distR="0" wp14:anchorId="6BBFF829" wp14:editId="6B8B04CB">
+            <wp:extent cx="5925820" cy="4665980"/>
+            <wp:effectExtent l="0" t="0" r="0" b="1270"/>
+            <wp:docPr id="617083074" name="Picture 1"/>
+            <wp:cNvGraphicFramePr>
+              <a:graphicFrameLocks xmlns:a="http://schemas.openxmlformats.org/drawingml/2006/main" noChangeAspect="1"/>
+            </wp:cNvGraphicFramePr>
+            <a:graphic xmlns:a="http://schemas.openxmlformats.org/drawingml/2006/main">
+              <a:graphicData uri="http://schemas.openxmlformats.org/drawingml/2006/picture">
+                <pic:pic xmlns:pic="http://schemas.openxmlformats.org/drawingml/2006/picture">
+                  <pic:nvPicPr>
+                    <pic:cNvPr id="617083074" name=""/>
+                    <pic:cNvPicPr/>
+                  </pic:nvPicPr>
+                  <pic:blipFill>
+                    <a:blip r:embed="rId8"/>
+                    <a:stretch>
+                      <a:fillRect/>
+                    </a:stretch>
+                  </pic:blipFill>
+                  <pic:spPr>
+                    <a:xfrm>
+                      <a:off x="0" y="0"/>
+                      <a:ext cx="5925820" cy="4665980"/>
+                    </a:xfrm>
+                    <a:prstGeom prst="rect">
+                      <a:avLst/>
+                    </a:prstGeom>
+                  </pic:spPr>
+                </pic:pic>
+              </a:graphicData>
+            </a:graphic>
+          </wp:inline>
+        </w:drawing>
+      </w:r>
+    </w:p>
+    <w:p>
+      <w:pPr>
         <w:spacing w:after="298" w:line="259" w:lineRule="auto"/>
         <w:ind w:left="0" w:right="0" w:firstLine="0"/>
       </w:pPr>
@@ -8203,9 +8350,6 @@
         <w:tblInd w:w="180" w:type="dxa"/>
         <w:tblCellMar>
           <w:top w:w="22" w:type="dxa"/>
-          <w:left w:w="0" w:type="dxa"/>
-          <w:bottom w:w="0" w:type="dxa"/>
-          <w:right w:w="0" w:type="dxa"/>
         </w:tblCellMar>
         <w:tblLook w:val="04A0" w:firstRow="1" w:lastRow="0" w:firstColumn="1" w:lastColumn="0" w:noHBand="0" w:noVBand="1"/>
       </w:tblPr>
@@ -8409,9 +8553,6 @@
         <w:tblInd w:w="180" w:type="dxa"/>
         <w:tblCellMar>
           <w:top w:w="25" w:type="dxa"/>
-          <w:left w:w="0" w:type="dxa"/>
-          <w:bottom w:w="0" w:type="dxa"/>
-          <w:right w:w="0" w:type="dxa"/>
         </w:tblCellMar>
         <w:tblLook w:val="04A0" w:firstRow="1" w:lastRow="0" w:firstColumn="1" w:lastColumn="0" w:noHBand="0" w:noVBand="1"/>
       </w:tblPr>
@@ -9222,6 +9363,43 @@
       <w:r>
         <w:t xml:space="preserve"> </w:t>
       </w:r>
+      <w:r>
+        <w:drawing>
+          <wp:inline distT="0" distB="0" distL="0" distR="0" wp14:anchorId="1591E625" wp14:editId="41B25CF8">
+            <wp:extent cx="5925820" cy="4638040"/>
+            <wp:effectExtent l="0" t="0" r="0" b="0"/>
+            <wp:docPr id="8852069" name="Picture 1"/>
+            <wp:cNvGraphicFramePr>
+              <a:graphicFrameLocks xmlns:a="http://schemas.openxmlformats.org/drawingml/2006/main" noChangeAspect="1"/>
+            </wp:cNvGraphicFramePr>
+            <a:graphic xmlns:a="http://schemas.openxmlformats.org/drawingml/2006/main">
+              <a:graphicData uri="http://schemas.openxmlformats.org/drawingml/2006/picture">
+                <pic:pic xmlns:pic="http://schemas.openxmlformats.org/drawingml/2006/picture">
+                  <pic:nvPicPr>
+                    <pic:cNvPr id="8852069" name=""/>
+                    <pic:cNvPicPr/>
+                  </pic:nvPicPr>
+                  <pic:blipFill>
+                    <a:blip r:embed="rId9"/>
+                    <a:stretch>
+                      <a:fillRect/>
+                    </a:stretch>
+                  </pic:blipFill>
+                  <pic:spPr>
+                    <a:xfrm>
+                      <a:off x="0" y="0"/>
+                      <a:ext cx="5925820" cy="4638040"/>
+                    </a:xfrm>
+                    <a:prstGeom prst="rect">
+                      <a:avLst/>
+                    </a:prstGeom>
+                  </pic:spPr>
+                </pic:pic>
+              </a:graphicData>
+            </a:graphic>
+          </wp:inline>
+        </w:drawing>
+      </w:r>
     </w:p>
     <w:p>
       <w:pPr>
@@ -9230,6 +9408,9 @@
       </w:pPr>
       <w:r>
         <w:t xml:space="preserve">Redis Reserved Counter </w:t>
+      </w:r>
+      <w:r>
+        <w:t>(chú trọng vì đây là phương pháp mà các sàn thương mại điện tử lớn hiện nay sử dụng. )</w:t>
       </w:r>
     </w:p>
     <w:p>
@@ -9251,9 +9432,6 @@
         <w:tblInd w:w="180" w:type="dxa"/>
         <w:tblCellMar>
           <w:top w:w="22" w:type="dxa"/>
-          <w:left w:w="0" w:type="dxa"/>
-          <w:bottom w:w="0" w:type="dxa"/>
-          <w:right w:w="0" w:type="dxa"/>
         </w:tblCellMar>
         <w:tblLook w:val="04A0" w:firstRow="1" w:lastRow="0" w:firstColumn="1" w:lastColumn="0" w:noHBand="0" w:noVBand="1"/>
       </w:tblPr>
@@ -9407,9 +9585,6 @@
         <w:tblInd w:w="180" w:type="dxa"/>
         <w:tblCellMar>
           <w:top w:w="25" w:type="dxa"/>
-          <w:left w:w="0" w:type="dxa"/>
-          <w:bottom w:w="0" w:type="dxa"/>
-          <w:right w:w="0" w:type="dxa"/>
         </w:tblCellMar>
         <w:tblLook w:val="04A0" w:firstRow="1" w:lastRow="0" w:firstColumn="1" w:lastColumn="0" w:noHBand="0" w:noVBand="1"/>
       </w:tblPr>
@@ -10124,6 +10299,7 @@
         <w:ind w:left="175" w:right="168"/>
       </w:pPr>
       <w:r>
+        <w:lastRenderedPageBreak/>
         <w:t xml:space="preserve">    return Conflict(new { Reason = "Out of stock (Redis counter)" });</w:t>
       </w:r>
       <w:r>
@@ -10221,12 +10397,55 @@
     </w:p>
     <w:p>
       <w:pPr>
+        <w:spacing w:after="159"/>
+        <w:ind w:left="175" w:right="168"/>
+      </w:pPr>
+    </w:p>
+    <w:p>
+      <w:pPr>
         <w:spacing w:after="298" w:line="259" w:lineRule="auto"/>
         <w:ind w:left="0" w:right="0" w:firstLine="0"/>
       </w:pPr>
       <w:r>
         <w:t xml:space="preserve"> </w:t>
       </w:r>
+      <w:r>
+        <w:drawing>
+          <wp:inline distT="0" distB="0" distL="0" distR="0" wp14:anchorId="479D6B33" wp14:editId="33BC1845">
+            <wp:extent cx="5925820" cy="4683125"/>
+            <wp:effectExtent l="0" t="0" r="0" b="3175"/>
+            <wp:docPr id="1504533863" name="Picture 1"/>
+            <wp:cNvGraphicFramePr>
+              <a:graphicFrameLocks xmlns:a="http://schemas.openxmlformats.org/drawingml/2006/main" noChangeAspect="1"/>
+            </wp:cNvGraphicFramePr>
+            <a:graphic xmlns:a="http://schemas.openxmlformats.org/drawingml/2006/main">
+              <a:graphicData uri="http://schemas.openxmlformats.org/drawingml/2006/picture">
+                <pic:pic xmlns:pic="http://schemas.openxmlformats.org/drawingml/2006/picture">
+                  <pic:nvPicPr>
+                    <pic:cNvPr id="1504533863" name=""/>
+                    <pic:cNvPicPr/>
+                  </pic:nvPicPr>
+                  <pic:blipFill>
+                    <a:blip r:embed="rId10"/>
+                    <a:stretch>
+                      <a:fillRect/>
+                    </a:stretch>
+                  </pic:blipFill>
+                  <pic:spPr>
+                    <a:xfrm>
+                      <a:off x="0" y="0"/>
+                      <a:ext cx="5925820" cy="4683125"/>
+                    </a:xfrm>
+                    <a:prstGeom prst="rect">
+                      <a:avLst/>
+                    </a:prstGeom>
+                  </pic:spPr>
+                </pic:pic>
+              </a:graphicData>
+            </a:graphic>
+          </wp:inline>
+        </w:drawing>
+      </w:r>
     </w:p>
     <w:p>
       <w:pPr>
@@ -10386,6 +10605,7 @@
         <w:ind w:left="175" w:right="168"/>
       </w:pPr>
       <w:r>
+        <w:lastRenderedPageBreak/>
         <w:t>}</w:t>
       </w:r>
       <w:r>
@@ -11378,6 +11598,43 @@
       <w:r>
         <w:t xml:space="preserve"> </w:t>
       </w:r>
+      <w:r>
+        <w:drawing>
+          <wp:inline distT="0" distB="0" distL="0" distR="0" wp14:anchorId="2030B00B" wp14:editId="05614EFC">
+            <wp:extent cx="5925820" cy="4669155"/>
+            <wp:effectExtent l="0" t="0" r="0" b="0"/>
+            <wp:docPr id="2019443215" name="Picture 1"/>
+            <wp:cNvGraphicFramePr>
+              <a:graphicFrameLocks xmlns:a="http://schemas.openxmlformats.org/drawingml/2006/main" noChangeAspect="1"/>
+            </wp:cNvGraphicFramePr>
+            <a:graphic xmlns:a="http://schemas.openxmlformats.org/drawingml/2006/main">
+              <a:graphicData uri="http://schemas.openxmlformats.org/drawingml/2006/picture">
+                <pic:pic xmlns:pic="http://schemas.openxmlformats.org/drawingml/2006/picture">
+                  <pic:nvPicPr>
+                    <pic:cNvPr id="2019443215" name=""/>
+                    <pic:cNvPicPr/>
+                  </pic:nvPicPr>
+                  <pic:blipFill>
+                    <a:blip r:embed="rId11"/>
+                    <a:stretch>
+                      <a:fillRect/>
+                    </a:stretch>
+                  </pic:blipFill>
+                  <pic:spPr>
+                    <a:xfrm>
+                      <a:off x="0" y="0"/>
+                      <a:ext cx="5925820" cy="4669155"/>
+                    </a:xfrm>
+                    <a:prstGeom prst="rect">
+                      <a:avLst/>
+                    </a:prstGeom>
+                  </pic:spPr>
+                </pic:pic>
+              </a:graphicData>
+            </a:graphic>
+          </wp:inline>
+        </w:drawing>
+      </w:r>
     </w:p>
     <w:p>
       <w:pPr>
@@ -11385,7 +11642,6 @@
         <w:ind w:left="530" w:hanging="545"/>
       </w:pPr>
       <w:r>
-        <w:lastRenderedPageBreak/>
         <w:t xml:space="preserve">Message Queue (Hàng đợi tin nhắn) </w:t>
       </w:r>
     </w:p>
@@ -11408,9 +11664,6 @@
         <w:tblInd w:w="180" w:type="dxa"/>
         <w:tblCellMar>
           <w:top w:w="25" w:type="dxa"/>
-          <w:left w:w="0" w:type="dxa"/>
-          <w:bottom w:w="0" w:type="dxa"/>
-          <w:right w:w="0" w:type="dxa"/>
         </w:tblCellMar>
         <w:tblLook w:val="04A0" w:firstRow="1" w:lastRow="0" w:firstColumn="1" w:lastColumn="0" w:noHBand="0" w:noVBand="1"/>
       </w:tblPr>
@@ -12393,6 +12646,7 @@
         <w:ind w:left="175" w:right="168"/>
       </w:pPr>
       <w:r>
+        <w:lastRenderedPageBreak/>
         <w:t xml:space="preserve">    ThreadId = tid,</w:t>
       </w:r>
       <w:r>
@@ -12555,6 +12809,43 @@
       </w:pPr>
       <w:r>
         <w:t xml:space="preserve"> </w:t>
+      </w:r>
+      <w:r>
+        <w:drawing>
+          <wp:inline distT="0" distB="0" distL="0" distR="0" wp14:anchorId="6B2DD4C8" wp14:editId="5A0727F8">
+            <wp:extent cx="5925820" cy="4662805"/>
+            <wp:effectExtent l="0" t="0" r="0" b="4445"/>
+            <wp:docPr id="625968025" name="Picture 1"/>
+            <wp:cNvGraphicFramePr>
+              <a:graphicFrameLocks xmlns:a="http://schemas.openxmlformats.org/drawingml/2006/main" noChangeAspect="1"/>
+            </wp:cNvGraphicFramePr>
+            <a:graphic xmlns:a="http://schemas.openxmlformats.org/drawingml/2006/main">
+              <a:graphicData uri="http://schemas.openxmlformats.org/drawingml/2006/picture">
+                <pic:pic xmlns:pic="http://schemas.openxmlformats.org/drawingml/2006/picture">
+                  <pic:nvPicPr>
+                    <pic:cNvPr id="625968025" name=""/>
+                    <pic:cNvPicPr/>
+                  </pic:nvPicPr>
+                  <pic:blipFill>
+                    <a:blip r:embed="rId12"/>
+                    <a:stretch>
+                      <a:fillRect/>
+                    </a:stretch>
+                  </pic:blipFill>
+                  <pic:spPr>
+                    <a:xfrm>
+                      <a:off x="0" y="0"/>
+                      <a:ext cx="5925820" cy="4662805"/>
+                    </a:xfrm>
+                    <a:prstGeom prst="rect">
+                      <a:avLst/>
+                    </a:prstGeom>
+                  </pic:spPr>
+                </pic:pic>
+              </a:graphicData>
+            </a:graphic>
+          </wp:inline>
+        </w:drawing>
       </w:r>
     </w:p>
     <w:p>

--- a/BaocaoDemo.docx
+++ b/BaocaoDemo.docx
@@ -5974,6 +5974,9 @@
         <w:ind w:left="175" w:right="485"/>
       </w:pPr>
       <w:r>
+        <w:rPr>
+          <w:noProof/>
+        </w:rPr>
         <w:lastRenderedPageBreak/>
         <w:drawing>
           <wp:inline distT="0" distB="0" distL="0" distR="0" wp14:anchorId="46E5A841" wp14:editId="2F2E28CE">
@@ -6628,6 +6631,9 @@
         <w:t xml:space="preserve"> </w:t>
       </w:r>
       <w:r>
+        <w:rPr>
+          <w:noProof/>
+        </w:rPr>
         <w:drawing>
           <wp:inline distT="0" distB="0" distL="0" distR="0" wp14:anchorId="7C6C5322" wp14:editId="0FBDC8F8">
             <wp:extent cx="5925820" cy="4762500"/>
@@ -7285,6 +7291,9 @@
         <w:ind w:left="175" w:right="168"/>
       </w:pPr>
       <w:r>
+        <w:rPr>
+          <w:noProof/>
+        </w:rPr>
         <w:lastRenderedPageBreak/>
         <w:drawing>
           <wp:inline distT="0" distB="0" distL="0" distR="0" wp14:anchorId="16D66A1D" wp14:editId="1C20950D">
@@ -8275,6 +8284,9 @@
         <w:ind w:left="175" w:right="168"/>
       </w:pPr>
       <w:r>
+        <w:rPr>
+          <w:noProof/>
+        </w:rPr>
         <w:lastRenderedPageBreak/>
         <w:drawing>
           <wp:inline distT="0" distB="0" distL="0" distR="0" wp14:anchorId="6BBFF829" wp14:editId="6B8B04CB">
@@ -9364,6 +9376,9 @@
         <w:t xml:space="preserve"> </w:t>
       </w:r>
       <w:r>
+        <w:rPr>
+          <w:noProof/>
+        </w:rPr>
         <w:drawing>
           <wp:inline distT="0" distB="0" distL="0" distR="0" wp14:anchorId="1591E625" wp14:editId="41B25CF8">
             <wp:extent cx="5925820" cy="4638040"/>
@@ -10410,6 +10425,9 @@
         <w:t xml:space="preserve"> </w:t>
       </w:r>
       <w:r>
+        <w:rPr>
+          <w:noProof/>
+        </w:rPr>
         <w:drawing>
           <wp:inline distT="0" distB="0" distL="0" distR="0" wp14:anchorId="479D6B33" wp14:editId="33BC1845">
             <wp:extent cx="5925820" cy="4683125"/>
@@ -11599,6 +11617,9 @@
         <w:t xml:space="preserve"> </w:t>
       </w:r>
       <w:r>
+        <w:rPr>
+          <w:noProof/>
+        </w:rPr>
         <w:drawing>
           <wp:inline distT="0" distB="0" distL="0" distR="0" wp14:anchorId="2030B00B" wp14:editId="05614EFC">
             <wp:extent cx="5925820" cy="4669155"/>
@@ -12812,10 +12833,10 @@
       </w:r>
       <w:r>
         <w:drawing>
-          <wp:inline distT="0" distB="0" distL="0" distR="0" wp14:anchorId="6B2DD4C8" wp14:editId="5A0727F8">
-            <wp:extent cx="5925820" cy="4662805"/>
-            <wp:effectExtent l="0" t="0" r="0" b="4445"/>
-            <wp:docPr id="625968025" name="Picture 1"/>
+          <wp:inline distT="0" distB="0" distL="0" distR="0" wp14:anchorId="58252AC5" wp14:editId="5033F0D7">
+            <wp:extent cx="5925820" cy="4653280"/>
+            <wp:effectExtent l="0" t="0" r="0" b="0"/>
+            <wp:docPr id="1722389360" name="Picture 1"/>
             <wp:cNvGraphicFramePr>
               <a:graphicFrameLocks xmlns:a="http://schemas.openxmlformats.org/drawingml/2006/main" noChangeAspect="1"/>
             </wp:cNvGraphicFramePr>
@@ -12823,7 +12844,7 @@
               <a:graphicData uri="http://schemas.openxmlformats.org/drawingml/2006/picture">
                 <pic:pic xmlns:pic="http://schemas.openxmlformats.org/drawingml/2006/picture">
                   <pic:nvPicPr>
-                    <pic:cNvPr id="625968025" name=""/>
+                    <pic:cNvPr id="1722389360" name=""/>
                     <pic:cNvPicPr/>
                   </pic:nvPicPr>
                   <pic:blipFill>
@@ -12835,7 +12856,7 @@
                   <pic:spPr>
                     <a:xfrm>
                       <a:off x="0" y="0"/>
-                      <a:ext cx="5925820" cy="4662805"/>
+                      <a:ext cx="5925820" cy="4653280"/>
                     </a:xfrm>
                     <a:prstGeom prst="rect">
                       <a:avLst/>
